--- a/public/plantilla.docx
+++ b/public/plantilla.docx
@@ -26074,7 +26074,7 @@
           <w:sz w:val="18"/>
           <w:szCs w:val="18"/>
         </w:rPr>
-        <w:t>El monto total del préstamo asciende a S/{TOTAL_CONVENIOS} (____________ y 00/100 soles), el cual será devuelto en {CUOTAS N°} (__) cuotas mensuales de S</w:t>
+        <w:t>El monto total del préstamo asciende a S/{TOTAL_CONVENIOS} ({MONTO_LETRAS} y 00/100 soles), el cual será devuelto en {CUOTAS_NUM_FORMATO} ({CUOTAS_LETRAS}) cuotas mensuales de S</w:t>
       </w:r>
       <w:proofErr w:type="gramStart"/>
       <w:r>
@@ -26092,7 +26092,7 @@
           <w:sz w:val="18"/>
           <w:szCs w:val="18"/>
         </w:rPr>
-        <w:t>VALOR CUOTA} (______________ y 00/100 soles) cada una, conforme a las condiciones pactadas con SMART CASH S.A.C.</w:t>
+        <w:t>VALOR CUOTA} ({CUOTA_LETRAS} y 00/100 soles) cada una, conforme a las condiciones pactadas con SMART CASH S.A.C.</w:t>
       </w:r>
     </w:p>
     <w:p>

--- a/public/plantilla.docx
+++ b/public/plantilla.docx
@@ -26328,7 +26328,7 @@
           <w:sz w:val="18"/>
           <w:szCs w:val="18"/>
         </w:rPr>
-        <w:t>__</w:t>
+        <w:t>{DIA_SOLICITUD}</w:t>
       </w:r>
       <w:r>
         <w:rPr>
@@ -26352,7 +26352,7 @@
           <w:sz w:val="18"/>
           <w:szCs w:val="18"/>
         </w:rPr>
-        <w:t>_____</w:t>
+        <w:t>{MES_SOLICITUD}</w:t>
       </w:r>
       <w:r>
         <w:rPr>

--- a/public/plantilla.docx
+++ b/public/plantilla.docx
@@ -26556,14 +26556,6 @@
           <w:szCs w:val="18"/>
         </w:rPr>
         <w:t>{FECHA_SOLICITUD}</w:t>
-      </w:r>
-      <w:r>
-        <w:rPr>
-          <w:rFonts w:asciiTheme="minorHAnsi" w:hAnsiTheme="minorHAnsi" w:cstheme="minorHAnsi"/>
-          <w:sz w:val="18"/>
-          <w:szCs w:val="18"/>
-        </w:rPr>
-        <w:t>/2026</w:t>
       </w:r>
     </w:p>
     <w:p>

--- a/public/plantilla.docx
+++ b/public/plantilla.docx
@@ -26074,7 +26074,41 @@
           <w:sz w:val="18"/>
           <w:szCs w:val="18"/>
         </w:rPr>
-        <w:t>El monto total del préstamo asciende a S/{TOTAL_CONVENIOS} ({MONTO_LETRAS} y 00/100 soles), el cual será devuelto en {CUOTAS_NUM_FORMATO} ({CUOTAS_LETRAS}) cuotas mensuales de S</w:t>
+        <w:t>El monto total del préstamo asciende a S</w:t>
+      </w:r>
+      <w:proofErr w:type="gramStart"/>
+      <w:r>
+        <w:rPr>
+          <w:rFonts w:asciiTheme="minorHAnsi" w:hAnsiTheme="minorHAnsi" w:cstheme="minorHAnsi"/>
+          <w:sz w:val="18"/>
+          <w:szCs w:val="18"/>
+        </w:rPr>
+        <w:t>/</w:t>
+      </w:r>
+      <w:r>
+        <w:rPr>
+          <w:rFonts w:asciiTheme="minorHAnsi" w:hAnsiTheme="minorHAnsi" w:cstheme="minorHAnsi"/>
+          <w:sz w:val="18"/>
+          <w:szCs w:val="18"/>
+        </w:rPr>
+        <w:t>{</w:t>
+      </w:r>
+      <w:proofErr w:type="gramEnd"/>
+      <w:r>
+        <w:rPr>
+          <w:rFonts w:asciiTheme="minorHAnsi" w:hAnsiTheme="minorHAnsi" w:cstheme="minorHAnsi"/>
+          <w:sz w:val="18"/>
+          <w:szCs w:val="18"/>
+        </w:rPr>
+        <w:t>MONTO APROBADO}</w:t>
+      </w:r>
+      <w:r>
+        <w:rPr>
+          <w:rFonts w:asciiTheme="minorHAnsi" w:hAnsiTheme="minorHAnsi" w:cstheme="minorHAnsi"/>
+          <w:sz w:val="18"/>
+          <w:szCs w:val="18"/>
+        </w:rPr>
+        <w:t xml:space="preserve"> ({MONTO_LETRAS} y 00/100 soles), el cual será devuelto en {CUOTAS_NUM_FORMATO} ({CUOTAS_LETRAS}) cuotas mensuales de S</w:t>
       </w:r>
       <w:proofErr w:type="gramStart"/>
       <w:r>
@@ -26378,6 +26412,14 @@
         </w:rPr>
         <w:t>.</w:t>
       </w:r>
+      <w:r>
+        <w:rPr>
+          <w:rFonts w:asciiTheme="minorHAnsi" w:hAnsiTheme="minorHAnsi" w:cstheme="minorHAnsi"/>
+          <w:sz w:val="18"/>
+          <w:szCs w:val="18"/>
+        </w:rPr>
+        <w:t xml:space="preserve"> </w:t>
+      </w:r>
     </w:p>
     <w:p>
       <w:pPr>
@@ -26536,6 +26578,7 @@
           <w:rFonts w:asciiTheme="minorHAnsi" w:hAnsiTheme="minorHAnsi" w:cstheme="minorHAnsi"/>
           <w:sz w:val="18"/>
           <w:szCs w:val="18"/>
+          <w:u w:val="single"/>
         </w:rPr>
       </w:pPr>
       <w:r>
@@ -26555,7 +26598,7 @@
           <w:sz w:val="18"/>
           <w:szCs w:val="18"/>
         </w:rPr>
-        <w:t>{FECHA_SOLICITUD}</w:t>
+        <w:t>{FECHA_HOY}</w:t>
       </w:r>
     </w:p>
     <w:p>

--- a/public/plantilla.docx
+++ b/public/plantilla.docx
@@ -25916,15 +25916,51 @@
           <w:sz w:val="18"/>
           <w:szCs w:val="18"/>
         </w:rPr>
-        <w:t xml:space="preserve"> identificado(a) con DNI N° </w:t>
-      </w:r>
-      <w:r>
-        <w:rPr>
-          <w:rFonts w:asciiTheme="minorHAnsi" w:hAnsiTheme="minorHAnsi" w:cstheme="minorHAnsi"/>
-          <w:sz w:val="18"/>
-          <w:szCs w:val="18"/>
-        </w:rPr>
-        <w:t>{N°_DOCUMENTO}</w:t>
+        <w:t xml:space="preserve"> identificado(a) con DNI </w:t>
+      </w:r>
+      <w:proofErr w:type="spellStart"/>
+      <w:r>
+        <w:rPr>
+          <w:rFonts w:asciiTheme="minorHAnsi" w:hAnsiTheme="minorHAnsi" w:cstheme="minorHAnsi"/>
+          <w:sz w:val="18"/>
+          <w:szCs w:val="18"/>
+        </w:rPr>
+        <w:t>N°</w:t>
+      </w:r>
+      <w:proofErr w:type="spellEnd"/>
+      <w:r>
+        <w:rPr>
+          <w:rFonts w:asciiTheme="minorHAnsi" w:hAnsiTheme="minorHAnsi" w:cstheme="minorHAnsi"/>
+          <w:sz w:val="18"/>
+          <w:szCs w:val="18"/>
+        </w:rPr>
+        <w:t xml:space="preserve"> </w:t>
+      </w:r>
+      <w:r>
+        <w:rPr>
+          <w:rFonts w:asciiTheme="minorHAnsi" w:hAnsiTheme="minorHAnsi" w:cstheme="minorHAnsi"/>
+          <w:sz w:val="18"/>
+          <w:szCs w:val="18"/>
+        </w:rPr>
+        <w:t>{</w:t>
+      </w:r>
+      <w:proofErr w:type="spellStart"/>
+      <w:r>
+        <w:rPr>
+          <w:rFonts w:asciiTheme="minorHAnsi" w:hAnsiTheme="minorHAnsi" w:cstheme="minorHAnsi"/>
+          <w:sz w:val="18"/>
+          <w:szCs w:val="18"/>
+        </w:rPr>
+        <w:t>N°_DOCUMENTO</w:t>
+      </w:r>
+      <w:proofErr w:type="spellEnd"/>
+      <w:r>
+        <w:rPr>
+          <w:rFonts w:asciiTheme="minorHAnsi" w:hAnsiTheme="minorHAnsi" w:cstheme="minorHAnsi"/>
+          <w:sz w:val="18"/>
+          <w:szCs w:val="18"/>
+        </w:rPr>
+        <w:t>}</w:t>
       </w:r>
       <w:r>
         <w:rPr>
@@ -25956,7 +25992,25 @@
           <w:sz w:val="18"/>
           <w:szCs w:val="18"/>
         </w:rPr>
-        <w:t xml:space="preserve"> (Razón social del empleador), con RUC N° </w:t>
+        <w:t xml:space="preserve"> (Razón social del empleador), con RUC </w:t>
+      </w:r>
+      <w:proofErr w:type="spellStart"/>
+      <w:r>
+        <w:rPr>
+          <w:rFonts w:asciiTheme="minorHAnsi" w:hAnsiTheme="minorHAnsi" w:cstheme="minorHAnsi"/>
+          <w:sz w:val="18"/>
+          <w:szCs w:val="18"/>
+        </w:rPr>
+        <w:t>N°</w:t>
+      </w:r>
+      <w:proofErr w:type="spellEnd"/>
+      <w:r>
+        <w:rPr>
+          <w:rFonts w:asciiTheme="minorHAnsi" w:hAnsiTheme="minorHAnsi" w:cstheme="minorHAnsi"/>
+          <w:sz w:val="18"/>
+          <w:szCs w:val="18"/>
+        </w:rPr>
+        <w:t xml:space="preserve"> </w:t>
       </w:r>
       <w:r>
         <w:rPr>
@@ -25965,7 +26019,7 @@
           <w:szCs w:val="18"/>
           <w:lang w:val="es-PE"/>
         </w:rPr>
-        <w:t>__________</w:t>
+        <w:t>{RUC_EMPRESA}</w:t>
       </w:r>
       <w:r>
         <w:rPr>

--- a/public/plantilla.docx
+++ b/public/plantilla.docx
@@ -26027,7 +26027,25 @@
           <w:sz w:val="18"/>
           <w:szCs w:val="18"/>
         </w:rPr>
-        <w:t xml:space="preserve">, por medio del presente documento autorizo de manera expresa, voluntaria e irrevocable a mi empleador para que efectúe los descuentos mensuales correspondientes en mi planilla de haberes, con el fin de amortizar el préstamo personal que me ha sido otorgado por la empresa SMART CASH S.A.C., con RUC N° </w:t>
+        <w:t xml:space="preserve">, por medio del presente documento autorizo de manera expresa, voluntaria e irrevocable a mi empleador para que efectúe los descuentos mensuales correspondientes en mi planilla de haberes, con el fin de amortizar el préstamo personal que me ha sido otorgado por la empresa SMART CASH S.A.C., con RUC </w:t>
+      </w:r>
+      <w:proofErr w:type="spellStart"/>
+      <w:r>
+        <w:rPr>
+          <w:rFonts w:asciiTheme="minorHAnsi" w:hAnsiTheme="minorHAnsi" w:cstheme="minorHAnsi"/>
+          <w:sz w:val="18"/>
+          <w:szCs w:val="18"/>
+        </w:rPr>
+        <w:t>N°</w:t>
+      </w:r>
+      <w:proofErr w:type="spellEnd"/>
+      <w:r>
+        <w:rPr>
+          <w:rFonts w:asciiTheme="minorHAnsi" w:hAnsiTheme="minorHAnsi" w:cstheme="minorHAnsi"/>
+          <w:sz w:val="18"/>
+          <w:szCs w:val="18"/>
+        </w:rPr>
+        <w:t xml:space="preserve"> </w:t>
       </w:r>
       <w:r>
         <w:rPr>
@@ -26137,16 +26155,44 @@
           <w:sz w:val="18"/>
           <w:szCs w:val="18"/>
         </w:rPr>
-        <w:t>/</w:t>
-      </w:r>
-      <w:r>
-        <w:rPr>
-          <w:rFonts w:asciiTheme="minorHAnsi" w:hAnsiTheme="minorHAnsi" w:cstheme="minorHAnsi"/>
+        <w:t>/{</w:t>
+      </w:r>
+      <w:proofErr w:type="gramEnd"/>
+      <w:r>
+        <w:rPr>
+          <w:rFonts w:asciiTheme="minorHAnsi" w:hAnsiTheme="minorHAnsi" w:cstheme="minorHAnsi"/>
+          <w:sz w:val="18"/>
+          <w:szCs w:val="18"/>
+        </w:rPr>
+        <w:t xml:space="preserve">MONTO APROBADO} ({MONTO_LETRAS} y </w:t>
+      </w:r>
+      <w:r>
+        <w:rPr>
+          <w:rFonts w:asciiTheme="minorHAnsi" w:hAnsiTheme="minorHAnsi" w:cstheme="minorHAnsi"/>
+          <w:b/>
+          <w:bCs/>
           <w:sz w:val="18"/>
           <w:szCs w:val="18"/>
         </w:rPr>
         <w:t>{</w:t>
       </w:r>
+      <w:r>
+        <w:rPr>
+          <w:rFonts w:asciiTheme="minorHAnsi" w:hAnsiTheme="minorHAnsi" w:cstheme="minorHAnsi"/>
+          <w:sz w:val="18"/>
+          <w:szCs w:val="18"/>
+        </w:rPr>
+        <w:t>MONTO_DECIMAL}/100 soles), el cual será devuelto en {CUOTAS_NUM_FORMATO} ({CUOTAS_LETRAS}) cuotas mensuales de S</w:t>
+      </w:r>
+      <w:proofErr w:type="gramStart"/>
+      <w:r>
+        <w:rPr>
+          <w:rFonts w:asciiTheme="minorHAnsi" w:hAnsiTheme="minorHAnsi" w:cstheme="minorHAnsi"/>
+          <w:sz w:val="18"/>
+          <w:szCs w:val="18"/>
+        </w:rPr>
+        <w:t>/{</w:t>
+      </w:r>
       <w:proofErr w:type="gramEnd"/>
       <w:r>
         <w:rPr>
@@ -26154,33 +26200,7 @@
           <w:sz w:val="18"/>
           <w:szCs w:val="18"/>
         </w:rPr>
-        <w:t>MONTO APROBADO}</w:t>
-      </w:r>
-      <w:r>
-        <w:rPr>
-          <w:rFonts w:asciiTheme="minorHAnsi" w:hAnsiTheme="minorHAnsi" w:cstheme="minorHAnsi"/>
-          <w:sz w:val="18"/>
-          <w:szCs w:val="18"/>
-        </w:rPr>
-        <w:t xml:space="preserve"> ({MONTO_LETRAS} y 00/100 soles), el cual será devuelto en {CUOTAS_NUM_FORMATO} ({CUOTAS_LETRAS}) cuotas mensuales de S</w:t>
-      </w:r>
-      <w:proofErr w:type="gramStart"/>
-      <w:r>
-        <w:rPr>
-          <w:rFonts w:asciiTheme="minorHAnsi" w:hAnsiTheme="minorHAnsi" w:cstheme="minorHAnsi"/>
-          <w:sz w:val="18"/>
-          <w:szCs w:val="18"/>
-        </w:rPr>
-        <w:t>/{</w:t>
-      </w:r>
-      <w:proofErr w:type="gramEnd"/>
-      <w:r>
-        <w:rPr>
-          <w:rFonts w:asciiTheme="minorHAnsi" w:hAnsiTheme="minorHAnsi" w:cstheme="minorHAnsi"/>
-          <w:sz w:val="18"/>
-          <w:szCs w:val="18"/>
-        </w:rPr>
-        <w:t>VALOR CUOTA} ({CUOTA_LETRAS} y 00/100 soles) cada una, conforme a las condiciones pactadas con SMART CASH S.A.C.</w:t>
+        <w:t>VALOR CUOTA} ({CUOTA_LETRAS} y {CUOTA_DECIMAL}/100 soles) cada una, conforme a las condiciones pactadas con SMART CASH S.A.C.</w:t>
       </w:r>
     </w:p>
     <w:p>

--- a/public/plantilla.docx
+++ b/public/plantilla.docx
@@ -225,7 +225,7 @@
         <w:rPr>
           <w:rFonts w:asciiTheme="minorHAnsi" w:hAnsiTheme="minorHAnsi" w:cstheme="minorHAnsi"/>
         </w:rPr>
-        <w:t>{FECHA_SOLICITUD}</w:t>
+        <w:t>{FECHA_HOY}</w:t>
       </w:r>
     </w:p>
     <w:p>
@@ -26182,7 +26182,7 @@
           <w:sz w:val="18"/>
           <w:szCs w:val="18"/>
         </w:rPr>
-        <w:t>MONTO_DECIMAL}/100 soles), el cual será devuelto en {CUOTAS_NUM_FORMATO} ({CUOTAS_LETRAS}) cuotas mensuales de S</w:t>
+        <w:t>MONTO_</w:t>
       </w:r>
       <w:proofErr w:type="gramStart"/>
       <w:r>
@@ -26191,6 +26191,24 @@
           <w:sz w:val="18"/>
           <w:szCs w:val="18"/>
         </w:rPr>
+        <w:t>DECIMAL}/</w:t>
+      </w:r>
+      <w:proofErr w:type="gramEnd"/>
+      <w:r>
+        <w:rPr>
+          <w:rFonts w:asciiTheme="minorHAnsi" w:hAnsiTheme="minorHAnsi" w:cstheme="minorHAnsi"/>
+          <w:sz w:val="18"/>
+          <w:szCs w:val="18"/>
+        </w:rPr>
+        <w:t>100 soles), el cual será devuelto en {CUOTAS_NUM_FORMATO} ({CUOTAS_LETRAS}) cuotas mensuales de S</w:t>
+      </w:r>
+      <w:proofErr w:type="gramStart"/>
+      <w:r>
+        <w:rPr>
+          <w:rFonts w:asciiTheme="minorHAnsi" w:hAnsiTheme="minorHAnsi" w:cstheme="minorHAnsi"/>
+          <w:sz w:val="18"/>
+          <w:szCs w:val="18"/>
+        </w:rPr>
         <w:t>/{</w:t>
       </w:r>
       <w:proofErr w:type="gramEnd"/>
@@ -26200,7 +26218,25 @@
           <w:sz w:val="18"/>
           <w:szCs w:val="18"/>
         </w:rPr>
-        <w:t>VALOR CUOTA} ({CUOTA_LETRAS} y {CUOTA_DECIMAL}/100 soles) cada una, conforme a las condiciones pactadas con SMART CASH S.A.C.</w:t>
+        <w:t>VALOR CUOTA} ({CUOTA_LETRAS} y {CUOTA_</w:t>
+      </w:r>
+      <w:proofErr w:type="gramStart"/>
+      <w:r>
+        <w:rPr>
+          <w:rFonts w:asciiTheme="minorHAnsi" w:hAnsiTheme="minorHAnsi" w:cstheme="minorHAnsi"/>
+          <w:sz w:val="18"/>
+          <w:szCs w:val="18"/>
+        </w:rPr>
+        <w:t>DECIMAL}/</w:t>
+      </w:r>
+      <w:proofErr w:type="gramEnd"/>
+      <w:r>
+        <w:rPr>
+          <w:rFonts w:asciiTheme="minorHAnsi" w:hAnsiTheme="minorHAnsi" w:cstheme="minorHAnsi"/>
+          <w:sz w:val="18"/>
+          <w:szCs w:val="18"/>
+        </w:rPr>
+        <w:t>100 soles) cada una, conforme a las condiciones pactadas con SMART CASH S.A.C.</w:t>
       </w:r>
     </w:p>
     <w:p>
@@ -28431,6 +28467,7 @@
   <w:style w:type="character" w:default="1" w:styleId="Fuentedeprrafopredeter">
     <w:name w:val="Default Paragraph Font"/>
     <w:uiPriority w:val="1"/>
+    <w:semiHidden/>
     <w:unhideWhenUsed/>
   </w:style>
   <w:style w:type="table" w:default="1" w:styleId="Tablanormal">
